--- a/_Clusterization/FULL/Investigadores y keywords/Pruebas clustering WE.docx
+++ b/_Clusterization/FULL/Investigadores y keywords/Pruebas clustering WE.docx
@@ -2205,68 +2205,6 @@
     </w:p>
     <w:p>
       <w:pPr>
-        <w:jc w:val="both"/>
-        <w:rPr>
-          <w:lang w:val="en-GB"/>
-        </w:rPr>
-      </w:pPr>
-      <w:proofErr w:type="spellStart"/>
-      <w:r>
-        <w:rPr>
-          <w:lang w:val="en-GB"/>
-        </w:rPr>
-        <w:t>E</w:t>
-      </w:r>
-      <w:r>
-        <w:rPr>
-          <w:lang w:val="en-GB"/>
-        </w:rPr>
-        <w:t>ps_values</w:t>
-      </w:r>
-      <w:proofErr w:type="spellEnd"/>
-      <w:r>
-        <w:rPr>
-          <w:lang w:val="en-GB"/>
-        </w:rPr>
-        <w:t xml:space="preserve"> </w:t>
-      </w:r>
-      <w:r>
-        <w:rPr>
-          <w:lang w:val="en-GB"/>
-        </w:rPr>
-        <w:t>=</w:t>
-      </w:r>
-      <w:r>
-        <w:rPr>
-          <w:lang w:val="en-GB"/>
-        </w:rPr>
-        <w:t xml:space="preserve"> </w:t>
-      </w:r>
-      <w:proofErr w:type="spellStart"/>
-      <w:proofErr w:type="gramStart"/>
-      <w:r>
-        <w:rPr>
-          <w:lang w:val="en-GB"/>
-        </w:rPr>
-        <w:t>seq</w:t>
-      </w:r>
-      <w:proofErr w:type="spellEnd"/>
-      <w:r>
-        <w:rPr>
-          <w:lang w:val="en-GB"/>
-        </w:rPr>
-        <w:t>(</w:t>
-      </w:r>
-      <w:proofErr w:type="gramEnd"/>
-      <w:r>
-        <w:rPr>
-          <w:lang w:val="en-GB"/>
-        </w:rPr>
-        <w:t>0.25, 0.5, by = 0.05)</w:t>
-      </w:r>
-    </w:p>
-    <w:p>
-      <w:pPr>
         <w:spacing w:after="0"/>
         <w:jc w:val="both"/>
         <w:rPr>
@@ -2891,6 +2829,7 @@
           <w:u w:val="single"/>
         </w:rPr>
       </w:pPr>
+      <w:bookmarkStart w:id="0" w:name="_Hlk219330371"/>
       <w:r>
         <w:rPr>
           <w:i/>
@@ -3482,6 +3421,7 @@
           </wp:inline>
         </w:drawing>
       </w:r>
+      <w:bookmarkEnd w:id="0"/>
     </w:p>
     <w:sectPr>
       <w:pgSz w:w="11906" w:h="16838"/>
